--- a/rep_reports/Bonface_Muriu_performance_report.docx
+++ b/rep_reports/Bonface_Muriu_performance_report.docx
@@ -60,7 +60,7 @@
           <w:color w:val="666666"/>
           <w:sz w:val="22"/>
         </w:rPr>
-        <w:t>February 1-21, 2026 (18 Working Days)</w:t>
+        <w:t>February 1-28, 2026 (24 Working Days — Full Month)</w:t>
       </w:r>
     </w:p>
     <w:p>
@@ -73,7 +73,7 @@
           <w:color w:val="999999"/>
           <w:sz w:val="18"/>
         </w:rPr>
-        <w:t>Generated: 2026-02-27 15:54:31</w:t>
+        <w:t>Generated: 2026-03-01 18:47:37</w:t>
       </w:r>
     </w:p>
     <w:p>
@@ -194,7 +194,7 @@
               <w:rPr>
                 <w:sz w:val="18"/>
               </w:rPr>
-              <w:t>KES 3,948,909</w:t>
+              <w:t>KES 5,391,674</w:t>
             </w:r>
           </w:p>
         </w:tc>
@@ -211,7 +211,7 @@
               <w:rPr>
                 <w:sz w:val="18"/>
               </w:rPr>
-              <w:t>▼ 44.3% vs team avg</w:t>
+              <w:t>▼ 42.5% vs team avg</w:t>
             </w:r>
           </w:p>
         </w:tc>
@@ -249,7 +249,7 @@
               <w:rPr>
                 <w:sz w:val="18"/>
               </w:rPr>
-              <w:t>KES 550,482</w:t>
+              <w:t>KES 802,339</w:t>
             </w:r>
           </w:p>
         </w:tc>
@@ -267,7 +267,7 @@
               <w:rPr>
                 <w:sz w:val="18"/>
               </w:rPr>
-              <w:t>12.7% of team total</w:t>
+              <w:t>13.9% of team total</w:t>
             </w:r>
           </w:p>
         </w:tc>
@@ -303,7 +303,7 @@
               <w:rPr>
                 <w:sz w:val="18"/>
               </w:rPr>
-              <w:t>13.9%</w:t>
+              <w:t>14.9%</w:t>
             </w:r>
           </w:p>
         </w:tc>
@@ -320,7 +320,7 @@
               <w:rPr>
                 <w:sz w:val="18"/>
               </w:rPr>
-              <w:t>Team avg: 8.7%</w:t>
+              <w:t>Team avg: 8.8%</w:t>
             </w:r>
           </w:p>
         </w:tc>
@@ -358,7 +358,7 @@
               <w:rPr>
                 <w:sz w:val="18"/>
               </w:rPr>
-              <w:t>4,888</w:t>
+              <w:t>6,512</w:t>
             </w:r>
           </w:p>
         </w:tc>
@@ -411,7 +411,7 @@
               <w:rPr>
                 <w:sz w:val="18"/>
               </w:rPr>
-              <w:t>KES 219,384</w:t>
+              <w:t>KES 224,653</w:t>
             </w:r>
           </w:p>
         </w:tc>
@@ -465,7 +465,7 @@
               <w:rPr>
                 <w:sz w:val="18"/>
               </w:rPr>
-              <w:t>KES 30,582</w:t>
+              <w:t>KES 33,431</w:t>
             </w:r>
           </w:p>
         </w:tc>
@@ -518,7 +518,7 @@
               <w:rPr>
                 <w:sz w:val="18"/>
               </w:rPr>
-              <w:t>8.0%</w:t>
+              <w:t>8.2%</w:t>
             </w:r>
           </w:p>
         </w:tc>
@@ -535,7 +535,7 @@
               <w:rPr>
                 <w:sz w:val="18"/>
               </w:rPr>
-              <w:t>#5 of 7 reps</w:t>
+              <w:t>#4 of 7 reps</w:t>
             </w:r>
           </w:p>
         </w:tc>
@@ -573,7 +573,7 @@
               <w:rPr>
                 <w:sz w:val="18"/>
               </w:rPr>
-              <w:t>#5</w:t>
+              <w:t>#4</w:t>
             </w:r>
           </w:p>
         </w:tc>
@@ -626,7 +626,7 @@
               <w:rPr>
                 <w:sz w:val="18"/>
               </w:rPr>
-              <w:t>#3</w:t>
+              <w:t>#2</w:t>
             </w:r>
           </w:p>
         </w:tc>
@@ -1116,6 +1116,116 @@
         <w:tc>
           <w:tcPr>
             <w:tcW w:type="dxa" w:w="1440"/>
+            <w:shd w:fill="ECF0F1"/>
+          </w:tcPr>
+          <w:p>
+            <w:pPr>
+              <w:jc w:val="center"/>
+            </w:pPr>
+            <w:r/>
+            <w:r>
+              <w:rPr>
+                <w:sz w:val="18"/>
+              </w:rPr>
+              <w:t>Week 4 (Feb 23-28)</w:t>
+            </w:r>
+          </w:p>
+        </w:tc>
+        <w:tc>
+          <w:tcPr>
+            <w:tcW w:type="dxa" w:w="1440"/>
+            <w:shd w:fill="ECF0F1"/>
+          </w:tcPr>
+          <w:p>
+            <w:pPr>
+              <w:jc w:val="center"/>
+            </w:pPr>
+            <w:r/>
+            <w:r>
+              <w:rPr>
+                <w:sz w:val="18"/>
+              </w:rPr>
+              <w:t>KES 1,442,765</w:t>
+            </w:r>
+          </w:p>
+        </w:tc>
+        <w:tc>
+          <w:tcPr>
+            <w:tcW w:type="dxa" w:w="1440"/>
+            <w:shd w:fill="ECF0F1"/>
+          </w:tcPr>
+          <w:p>
+            <w:pPr>
+              <w:jc w:val="center"/>
+            </w:pPr>
+            <w:r/>
+            <w:r>
+              <w:rPr>
+                <w:sz w:val="18"/>
+              </w:rPr>
+              <w:t>KES 251,858</w:t>
+            </w:r>
+          </w:p>
+        </w:tc>
+        <w:tc>
+          <w:tcPr>
+            <w:tcW w:type="dxa" w:w="1440"/>
+            <w:shd w:fill="ECF0F1"/>
+          </w:tcPr>
+          <w:p>
+            <w:pPr>
+              <w:jc w:val="center"/>
+            </w:pPr>
+            <w:r/>
+            <w:r>
+              <w:rPr>
+                <w:sz w:val="18"/>
+              </w:rPr>
+              <w:t>17.5%</w:t>
+            </w:r>
+          </w:p>
+        </w:tc>
+        <w:tc>
+          <w:tcPr>
+            <w:tcW w:type="dxa" w:w="1440"/>
+            <w:shd w:fill="ECF0F1"/>
+          </w:tcPr>
+          <w:p>
+            <w:pPr>
+              <w:jc w:val="center"/>
+            </w:pPr>
+            <w:r/>
+            <w:r>
+              <w:rPr>
+                <w:sz w:val="18"/>
+              </w:rPr>
+              <w:t>KES 240,461</w:t>
+            </w:r>
+          </w:p>
+        </w:tc>
+        <w:tc>
+          <w:tcPr>
+            <w:tcW w:type="dxa" w:w="1440"/>
+            <w:shd w:fill="ECF0F1"/>
+          </w:tcPr>
+          <w:p>
+            <w:pPr>
+              <w:jc w:val="center"/>
+            </w:pPr>
+            <w:r/>
+            <w:r>
+              <w:rPr>
+                <w:sz w:val="18"/>
+              </w:rPr>
+              <w:t>+24.6%</w:t>
+            </w:r>
+          </w:p>
+        </w:tc>
+      </w:tr>
+      <w:tr>
+        <w:tc>
+          <w:tcPr>
+            <w:tcW w:type="dxa" w:w="1440"/>
             <w:shd w:fill="D5F5E3"/>
           </w:tcPr>
           <w:p>
@@ -1128,7 +1238,7 @@
                 <w:b/>
                 <w:sz w:val="18"/>
               </w:rPr>
-              <w:t>TOTAL</w:t>
+              <w:t>FULL MONTH</w:t>
             </w:r>
           </w:p>
         </w:tc>
@@ -1147,7 +1257,7 @@
                 <w:b/>
                 <w:sz w:val="18"/>
               </w:rPr>
-              <w:t>KES 3,948,909</w:t>
+              <w:t>KES 5,391,674</w:t>
             </w:r>
           </w:p>
         </w:tc>
@@ -1166,7 +1276,7 @@
                 <w:b/>
                 <w:sz w:val="18"/>
               </w:rPr>
-              <w:t>KES 550,482</w:t>
+              <w:t>KES 802,339</w:t>
             </w:r>
           </w:p>
         </w:tc>
@@ -1185,7 +1295,7 @@
                 <w:b/>
                 <w:sz w:val="18"/>
               </w:rPr>
-              <w:t>13.9%</w:t>
+              <w:t>14.9%</w:t>
             </w:r>
           </w:p>
         </w:tc>
@@ -1204,7 +1314,7 @@
                 <w:b/>
                 <w:sz w:val="18"/>
               </w:rPr>
-              <w:t>KES 219,384</w:t>
+              <w:t>KES 224,653</w:t>
             </w:r>
           </w:p>
         </w:tc>
@@ -1223,7 +1333,7 @@
                 <w:b/>
                 <w:sz w:val="18"/>
               </w:rPr>
-              <w:t>-22.8%</w:t>
+              <w:t>-3.8%</w:t>
             </w:r>
           </w:p>
         </w:tc>
@@ -1260,9 +1370,18 @@
       <w:r>
         <w:rPr>
           <w:b/>
-          <w:color w:val="E74C3C"/>
+          <w:color w:val="27AE60"/>
         </w:rPr>
-        <w:t>📉 Declining trend over 3 weeks (-22.8% overall) — needs urgent attention</w:t>
+        <w:t>▲ W3→W4: Sales increased by 24.6% (KES 1,158K → 1,443K)</w:t>
+      </w:r>
+    </w:p>
+    <w:p>
+      <w:r>
+        <w:rPr>
+          <w:b/>
+          <w:color w:val="555555"/>
+        </w:rPr>
+        <w:t>Mixed performance across 4 weeks (-3.8% overall)</w:t>
       </w:r>
     </w:p>
     <w:p>
@@ -1446,7 +1565,7 @@
               <w:rPr>
                 <w:sz w:val="18"/>
               </w:rPr>
-              <w:t>KES 2,295,609</w:t>
+              <w:t>KES 2,678,479</w:t>
             </w:r>
           </w:p>
         </w:tc>
@@ -1463,7 +1582,7 @@
               <w:rPr>
                 <w:sz w:val="18"/>
               </w:rPr>
-              <w:t>KES 246,116</w:t>
+              <w:t>KES 311,371</w:t>
             </w:r>
           </w:p>
         </w:tc>
@@ -1480,7 +1599,7 @@
               <w:rPr>
                 <w:sz w:val="18"/>
               </w:rPr>
-              <w:t>10.7%</w:t>
+              <w:t>11.6%</w:t>
             </w:r>
           </w:p>
         </w:tc>
@@ -1497,7 +1616,7 @@
               <w:rPr>
                 <w:sz w:val="18"/>
               </w:rPr>
-              <w:t>3,273</w:t>
+              <w:t>4,156</w:t>
             </w:r>
           </w:p>
         </w:tc>
@@ -1514,7 +1633,7 @@
               <w:rPr>
                 <w:sz w:val="18"/>
               </w:rPr>
-              <w:t>58.1%</w:t>
+              <w:t>49.7%</w:t>
             </w:r>
           </w:p>
         </w:tc>
@@ -1552,7 +1671,7 @@
               <w:rPr>
                 <w:sz w:val="18"/>
               </w:rPr>
-              <w:t>KES 1,535,360</w:t>
+              <w:t>KES 2,579,805</w:t>
             </w:r>
           </w:p>
         </w:tc>
@@ -1570,7 +1689,7 @@
               <w:rPr>
                 <w:sz w:val="18"/>
               </w:rPr>
-              <w:t>KES 268,264</w:t>
+              <w:t>KES 448,499</w:t>
             </w:r>
           </w:p>
         </w:tc>
@@ -1588,7 +1707,7 @@
               <w:rPr>
                 <w:sz w:val="18"/>
               </w:rPr>
-              <w:t>17.5%</w:t>
+              <w:t>17.4%</w:t>
             </w:r>
           </w:p>
         </w:tc>
@@ -1606,7 +1725,7 @@
               <w:rPr>
                 <w:sz w:val="18"/>
               </w:rPr>
-              <w:t>1,291</w:t>
+              <w:t>1,951</w:t>
             </w:r>
           </w:p>
         </w:tc>
@@ -1624,7 +1743,7 @@
               <w:rPr>
                 <w:sz w:val="18"/>
               </w:rPr>
-              <w:t>38.9%</w:t>
+              <w:t>47.8%</w:t>
             </w:r>
           </w:p>
         </w:tc>
@@ -1660,7 +1779,7 @@
               <w:rPr>
                 <w:sz w:val="18"/>
               </w:rPr>
-              <w:t>KES 90,750</w:t>
+              <w:t>KES 106,200</w:t>
             </w:r>
           </w:p>
         </w:tc>
@@ -1677,7 +1796,7 @@
               <w:rPr>
                 <w:sz w:val="18"/>
               </w:rPr>
-              <w:t>KES 23,658</w:t>
+              <w:t>KES 30,025</w:t>
             </w:r>
           </w:p>
         </w:tc>
@@ -1694,7 +1813,7 @@
               <w:rPr>
                 <w:sz w:val="18"/>
               </w:rPr>
-              <w:t>26.1%</w:t>
+              <w:t>28.3%</w:t>
             </w:r>
           </w:p>
         </w:tc>
@@ -1711,7 +1830,7 @@
               <w:rPr>
                 <w:sz w:val="18"/>
               </w:rPr>
-              <w:t>218</w:t>
+              <w:t>299</w:t>
             </w:r>
           </w:p>
         </w:tc>
@@ -1728,7 +1847,7 @@
               <w:rPr>
                 <w:sz w:val="18"/>
               </w:rPr>
-              <w:t>2.3%</w:t>
+              <w:t>2.0%</w:t>
             </w:r>
           </w:p>
         </w:tc>
@@ -1838,7 +1957,7 @@
               <w:rPr>
                 <w:sz w:val="18"/>
               </w:rPr>
-              <w:t>0.7%</w:t>
+              <w:t>0.5%</w:t>
             </w:r>
           </w:p>
         </w:tc>
@@ -1878,7 +1997,7 @@
                 <w:b/>
                 <w:sz w:val="18"/>
               </w:rPr>
-              <w:t>KES 3,948,909</w:t>
+              <w:t>KES 5,391,674</w:t>
             </w:r>
           </w:p>
         </w:tc>
@@ -1897,7 +2016,7 @@
                 <w:b/>
                 <w:sz w:val="18"/>
               </w:rPr>
-              <w:t>KES 550,482</w:t>
+              <w:t>KES 802,339</w:t>
             </w:r>
           </w:p>
         </w:tc>
@@ -1916,7 +2035,7 @@
                 <w:b/>
                 <w:sz w:val="18"/>
               </w:rPr>
-              <w:t>13.9%</w:t>
+              <w:t>14.9%</w:t>
             </w:r>
           </w:p>
         </w:tc>
@@ -1935,7 +2054,7 @@
                 <w:b/>
                 <w:sz w:val="18"/>
               </w:rPr>
-              <w:t>4,888</w:t>
+              <w:t>6,512</w:t>
             </w:r>
           </w:p>
         </w:tc>
@@ -1982,7 +2101,7 @@
           <w:color w:val="555555"/>
           <w:sz w:val="18"/>
         </w:rPr>
-        <w:t>W1: KES 1,128,619 → W2: KES 753,970 → W3: KES 413,020 → Overall: ▼63%</w:t>
+        <w:t>W1: KES 1,128,619 → W2: KES 753,970 → W3: KES 413,020 → W4: KES 382,870 → Overall: ▼66%</w:t>
       </w:r>
     </w:p>
     <w:p>
@@ -1998,7 +2117,7 @@
           <w:color w:val="555555"/>
           <w:sz w:val="18"/>
         </w:rPr>
-        <w:t>W1: KES 323,270 → W2: KES 477,620 → W3: KES 734,470 → Overall: ▲127%</w:t>
+        <w:t>W1: KES 323,270 → W2: KES 477,620 → W3: KES 734,470 → W4: KES 1,044,445 → Overall: ▲223%</w:t>
       </w:r>
     </w:p>
     <w:p>
@@ -2014,7 +2133,7 @@
           <w:color w:val="555555"/>
           <w:sz w:val="18"/>
         </w:rPr>
-        <w:t>W1: KES 21,120 → W2: KES 59,480 → W3: KES 10,150 → Overall: ▼52%</w:t>
+        <w:t>W1: KES 21,120 → W2: KES 59,480 → W3: KES 10,150 → W4: KES 15,450 → Overall: ▼27%</w:t>
       </w:r>
     </w:p>
     <w:p>
@@ -2030,7 +2149,7 @@
           <w:color w:val="555555"/>
           <w:sz w:val="18"/>
         </w:rPr>
-        <w:t>W1: KES 26,760 → W2: KES 430 → W3: KES 0 → Overall: ▼100%</w:t>
+        <w:t>W1: KES 26,760 → W2: KES 430 → W3: KES 0 → W4: KES 0 → Overall: ▼100%</w:t>
       </w:r>
     </w:p>
     <w:p>
@@ -2058,7 +2177,7 @@
       <w:r>
         <w:drawing>
           <wp:inline xmlns:a="http://schemas.openxmlformats.org/drawingml/2006/main" xmlns:pic="http://schemas.openxmlformats.org/drawingml/2006/picture">
-            <wp:extent cx="5029200" cy="3426873"/>
+            <wp:extent cx="5029200" cy="3430863"/>
             <wp:docPr id="1" name="Picture 1"/>
             <wp:cNvGraphicFramePr>
               <a:graphicFrameLocks noChangeAspect="1"/>
@@ -2079,7 +2198,7 @@
                   <pic:spPr>
                     <a:xfrm>
                       <a:off x="0" y="0"/>
-                      <a:ext cx="5029200" cy="3426873"/>
+                      <a:ext cx="5029200" cy="3430863"/>
                     </a:xfrm>
                     <a:prstGeom prst="rect"/>
                   </pic:spPr>
@@ -2368,7 +2487,7 @@
               <w:rPr>
                 <w:sz w:val="18"/>
               </w:rPr>
-              <w:t>KES 19,339,020</w:t>
+              <w:t>KES 25,230,250</w:t>
             </w:r>
           </w:p>
         </w:tc>
@@ -2402,7 +2521,7 @@
               <w:rPr>
                 <w:sz w:val="18"/>
               </w:rPr>
-              <w:t>38.9%</w:t>
+              <w:t>38.4%</w:t>
             </w:r>
           </w:p>
         </w:tc>
@@ -2458,7 +2577,7 @@
               <w:rPr>
                 <w:sz w:val="18"/>
               </w:rPr>
-              <w:t>KES 9,453,025</w:t>
+              <w:t>KES 13,451,533</w:t>
             </w:r>
           </w:p>
         </w:tc>
@@ -2476,7 +2595,7 @@
               <w:rPr>
                 <w:sz w:val="18"/>
               </w:rPr>
-              <w:t>8.1%</w:t>
+              <w:t>8.4%</w:t>
             </w:r>
           </w:p>
         </w:tc>
@@ -2494,7 +2613,7 @@
               <w:rPr>
                 <w:sz w:val="18"/>
               </w:rPr>
-              <w:t>19.0%</w:t>
+              <w:t>20.5%</w:t>
             </w:r>
           </w:p>
         </w:tc>
@@ -2547,7 +2666,7 @@
               <w:rPr>
                 <w:sz w:val="18"/>
               </w:rPr>
-              <w:t>KES 8,456,260</w:t>
+              <w:t>KES 11,367,285</w:t>
             </w:r>
           </w:p>
         </w:tc>
@@ -2564,7 +2683,7 @@
               <w:rPr>
                 <w:sz w:val="18"/>
               </w:rPr>
-              <w:t>10.0%</w:t>
+              <w:t>9.4%</w:t>
             </w:r>
           </w:p>
         </w:tc>
@@ -2581,99 +2700,7 @@
               <w:rPr>
                 <w:sz w:val="18"/>
               </w:rPr>
-              <w:t>17.0%</w:t>
-            </w:r>
-          </w:p>
-        </w:tc>
-      </w:tr>
-      <w:tr>
-        <w:tc>
-          <w:tcPr>
-            <w:tcW w:type="dxa" w:w="1728"/>
-            <w:shd w:fill="ECF0F1"/>
-          </w:tcPr>
-          <w:p>
-            <w:pPr>
-              <w:jc w:val="center"/>
-            </w:pPr>
-            <w:r/>
-            <w:r>
-              <w:rPr>
-                <w:sz w:val="18"/>
-              </w:rPr>
-              <w:t>#4</w:t>
-            </w:r>
-          </w:p>
-        </w:tc>
-        <w:tc>
-          <w:tcPr>
-            <w:tcW w:type="dxa" w:w="1728"/>
-            <w:shd w:fill="ECF0F1"/>
-          </w:tcPr>
-          <w:p>
-            <w:pPr>
-              <w:jc w:val="center"/>
-            </w:pPr>
-            <w:r/>
-            <w:r>
-              <w:rPr>
-                <w:sz w:val="18"/>
-              </w:rPr>
-              <w:t>Stephen</w:t>
-            </w:r>
-          </w:p>
-        </w:tc>
-        <w:tc>
-          <w:tcPr>
-            <w:tcW w:type="dxa" w:w="1728"/>
-            <w:shd w:fill="ECF0F1"/>
-          </w:tcPr>
-          <w:p>
-            <w:pPr>
-              <w:jc w:val="center"/>
-            </w:pPr>
-            <w:r/>
-            <w:r>
-              <w:rPr>
-                <w:sz w:val="18"/>
-              </w:rPr>
-              <w:t>KES 4,067,316</w:t>
-            </w:r>
-          </w:p>
-        </w:tc>
-        <w:tc>
-          <w:tcPr>
-            <w:tcW w:type="dxa" w:w="1728"/>
-            <w:shd w:fill="ECF0F1"/>
-          </w:tcPr>
-          <w:p>
-            <w:pPr>
-              <w:jc w:val="center"/>
-            </w:pPr>
-            <w:r/>
-            <w:r>
-              <w:rPr>
-                <w:sz w:val="18"/>
-              </w:rPr>
-              <w:t>10.2%</w:t>
-            </w:r>
-          </w:p>
-        </w:tc>
-        <w:tc>
-          <w:tcPr>
-            <w:tcW w:type="dxa" w:w="1728"/>
-            <w:shd w:fill="ECF0F1"/>
-          </w:tcPr>
-          <w:p>
-            <w:pPr>
-              <w:jc w:val="center"/>
-            </w:pPr>
-            <w:r/>
-            <w:r>
-              <w:rPr>
-                <w:sz w:val="18"/>
-              </w:rPr>
-              <w:t>8.2%</w:t>
+              <w:t>17.3%</w:t>
             </w:r>
           </w:p>
         </w:tc>
@@ -2694,7 +2721,7 @@
                 <w:b/>
                 <w:sz w:val="18"/>
               </w:rPr>
-              <w:t>#5</w:t>
+              <w:t>#4</w:t>
             </w:r>
           </w:p>
         </w:tc>
@@ -2732,7 +2759,7 @@
                 <w:b/>
                 <w:sz w:val="18"/>
               </w:rPr>
-              <w:t>KES 3,948,909</w:t>
+              <w:t>KES 5,391,674</w:t>
             </w:r>
           </w:p>
         </w:tc>
@@ -2751,7 +2778,7 @@
                 <w:b/>
                 <w:sz w:val="18"/>
               </w:rPr>
-              <w:t>13.9%</w:t>
+              <w:t>14.9%</w:t>
             </w:r>
           </w:p>
         </w:tc>
@@ -2770,7 +2797,94 @@
                 <w:b/>
                 <w:sz w:val="18"/>
               </w:rPr>
-              <w:t>8.0%</w:t>
+              <w:t>8.2%</w:t>
+            </w:r>
+          </w:p>
+        </w:tc>
+      </w:tr>
+      <w:tr>
+        <w:tc>
+          <w:tcPr>
+            <w:tcW w:type="dxa" w:w="1728"/>
+          </w:tcPr>
+          <w:p>
+            <w:pPr>
+              <w:jc w:val="center"/>
+            </w:pPr>
+            <w:r/>
+            <w:r>
+              <w:rPr>
+                <w:sz w:val="18"/>
+              </w:rPr>
+              <w:t>#5</w:t>
+            </w:r>
+          </w:p>
+        </w:tc>
+        <w:tc>
+          <w:tcPr>
+            <w:tcW w:type="dxa" w:w="1728"/>
+          </w:tcPr>
+          <w:p>
+            <w:pPr>
+              <w:jc w:val="center"/>
+            </w:pPr>
+            <w:r/>
+            <w:r>
+              <w:rPr>
+                <w:sz w:val="18"/>
+              </w:rPr>
+              <w:t>Stephen</w:t>
+            </w:r>
+          </w:p>
+        </w:tc>
+        <w:tc>
+          <w:tcPr>
+            <w:tcW w:type="dxa" w:w="1728"/>
+          </w:tcPr>
+          <w:p>
+            <w:pPr>
+              <w:jc w:val="center"/>
+            </w:pPr>
+            <w:r/>
+            <w:r>
+              <w:rPr>
+                <w:sz w:val="18"/>
+              </w:rPr>
+              <w:t>KES 5,185,269</w:t>
+            </w:r>
+          </w:p>
+        </w:tc>
+        <w:tc>
+          <w:tcPr>
+            <w:tcW w:type="dxa" w:w="1728"/>
+          </w:tcPr>
+          <w:p>
+            <w:pPr>
+              <w:jc w:val="center"/>
+            </w:pPr>
+            <w:r/>
+            <w:r>
+              <w:rPr>
+                <w:sz w:val="18"/>
+              </w:rPr>
+              <w:t>10.3%</w:t>
+            </w:r>
+          </w:p>
+        </w:tc>
+        <w:tc>
+          <w:tcPr>
+            <w:tcW w:type="dxa" w:w="1728"/>
+          </w:tcPr>
+          <w:p>
+            <w:pPr>
+              <w:jc w:val="center"/>
+            </w:pPr>
+            <w:r/>
+            <w:r>
+              <w:rPr>
+                <w:sz w:val="18"/>
+              </w:rPr>
+              <w:t>7.9%</w:t>
             </w:r>
           </w:p>
         </w:tc>
@@ -2826,7 +2940,7 @@
               <w:rPr>
                 <w:sz w:val="18"/>
               </w:rPr>
-              <w:t>KES 2,614,482</w:t>
+              <w:t>KES 2,964,407</w:t>
             </w:r>
           </w:p>
         </w:tc>
@@ -2844,7 +2958,7 @@
               <w:rPr>
                 <w:sz w:val="18"/>
               </w:rPr>
-              <w:t>14.3%</w:t>
+              <w:t>14.5%</w:t>
             </w:r>
           </w:p>
         </w:tc>
@@ -2862,7 +2976,7 @@
               <w:rPr>
                 <w:sz w:val="18"/>
               </w:rPr>
-              <w:t>5.3%</w:t>
+              <w:t>4.5%</w:t>
             </w:r>
           </w:p>
         </w:tc>
@@ -2915,7 +3029,7 @@
               <w:rPr>
                 <w:sz w:val="18"/>
               </w:rPr>
-              <w:t>KES 1,790,725</w:t>
+              <w:t>KES 2,080,190</w:t>
             </w:r>
           </w:p>
         </w:tc>
@@ -2932,7 +3046,7 @@
               <w:rPr>
                 <w:sz w:val="18"/>
               </w:rPr>
-              <w:t>14.1%</w:t>
+              <w:t>15.2%</w:t>
             </w:r>
           </w:p>
         </w:tc>
@@ -2949,7 +3063,7 @@
               <w:rPr>
                 <w:sz w:val="18"/>
               </w:rPr>
-              <w:t>3.6%</w:t>
+              <w:t>3.2%</w:t>
             </w:r>
           </w:p>
         </w:tc>
@@ -3164,7 +3278,7 @@
                 <w:b/>
                 <w:sz w:val="18"/>
               </w:rPr>
-              <w:t>KES 1,535,360</w:t>
+              <w:t>KES 2,579,805</w:t>
             </w:r>
           </w:p>
         </w:tc>
@@ -3183,7 +3297,7 @@
                 <w:b/>
                 <w:sz w:val="18"/>
               </w:rPr>
-              <w:t>KES 268,264</w:t>
+              <w:t>KES 448,499</w:t>
             </w:r>
           </w:p>
         </w:tc>
@@ -3202,7 +3316,7 @@
                 <w:b/>
                 <w:sz w:val="18"/>
               </w:rPr>
-              <w:t>17.5%</w:t>
+              <w:t>17.4%</w:t>
             </w:r>
           </w:p>
         </w:tc>
@@ -3221,7 +3335,7 @@
                 <w:b/>
                 <w:sz w:val="18"/>
               </w:rPr>
-              <w:t>35.8%</w:t>
+              <w:t>44.4%</w:t>
             </w:r>
           </w:p>
         </w:tc>
@@ -3259,7 +3373,7 @@
               <w:rPr>
                 <w:sz w:val="18"/>
               </w:rPr>
-              <w:t>KES 1,483,420</w:t>
+              <w:t>KES 1,554,840</w:t>
             </w:r>
           </w:p>
         </w:tc>
@@ -3277,7 +3391,7 @@
               <w:rPr>
                 <w:sz w:val="18"/>
               </w:rPr>
-              <w:t>KES 222,538</w:t>
+              <w:t>KES 238,930</w:t>
             </w:r>
           </w:p>
         </w:tc>
@@ -3295,7 +3409,7 @@
               <w:rPr>
                 <w:sz w:val="18"/>
               </w:rPr>
-              <w:t>15.0%</w:t>
+              <w:t>15.4%</w:t>
             </w:r>
           </w:p>
         </w:tc>
@@ -3313,7 +3427,7 @@
               <w:rPr>
                 <w:sz w:val="18"/>
               </w:rPr>
-              <w:t>34.6%</w:t>
+              <w:t>26.8%</w:t>
             </w:r>
           </w:p>
         </w:tc>
@@ -3349,7 +3463,7 @@
               <w:rPr>
                 <w:sz w:val="18"/>
               </w:rPr>
-              <w:t>KES 395,960</w:t>
+              <w:t>KES 528,960</w:t>
             </w:r>
           </w:p>
         </w:tc>
@@ -3366,7 +3480,7 @@
               <w:rPr>
                 <w:sz w:val="18"/>
               </w:rPr>
-              <w:t>KES 72,158</w:t>
+              <w:t>KES 99,980</w:t>
             </w:r>
           </w:p>
         </w:tc>
@@ -3383,7 +3497,7 @@
               <w:rPr>
                 <w:sz w:val="18"/>
               </w:rPr>
-              <w:t>18.2%</w:t>
+              <w:t>18.9%</w:t>
             </w:r>
           </w:p>
         </w:tc>
@@ -3400,7 +3514,7 @@
               <w:rPr>
                 <w:sz w:val="18"/>
               </w:rPr>
-              <w:t>9.2%</w:t>
+              <w:t>9.1%</w:t>
             </w:r>
           </w:p>
         </w:tc>
@@ -3420,7 +3534,7 @@
               <w:rPr>
                 <w:sz w:val="18"/>
               </w:rPr>
-              <w:t>Bonface Kitheka</w:t>
+              <w:t>Lewis</w:t>
             </w:r>
           </w:p>
         </w:tc>
@@ -3438,7 +3552,7 @@
               <w:rPr>
                 <w:sz w:val="18"/>
               </w:rPr>
-              <w:t>KES 297,736</w:t>
+              <w:t>KES 353,920</w:t>
             </w:r>
           </w:p>
         </w:tc>
@@ -3456,7 +3570,7 @@
               <w:rPr>
                 <w:sz w:val="18"/>
               </w:rPr>
-              <w:t>KES 48,962</w:t>
+              <w:t>KES 59,823</w:t>
             </w:r>
           </w:p>
         </w:tc>
@@ -3474,7 +3588,7 @@
               <w:rPr>
                 <w:sz w:val="18"/>
               </w:rPr>
-              <w:t>16.4%</w:t>
+              <w:t>16.9%</w:t>
             </w:r>
           </w:p>
         </w:tc>
@@ -3492,7 +3606,7 @@
               <w:rPr>
                 <w:sz w:val="18"/>
               </w:rPr>
-              <w:t>6.9%</w:t>
+              <w:t>6.1%</w:t>
             </w:r>
           </w:p>
         </w:tc>
@@ -3511,7 +3625,7 @@
               <w:rPr>
                 <w:sz w:val="18"/>
               </w:rPr>
-              <w:t>Stephen</w:t>
+              <w:t>Bonface Kitheka</w:t>
             </w:r>
           </w:p>
         </w:tc>
@@ -3528,7 +3642,7 @@
               <w:rPr>
                 <w:sz w:val="18"/>
               </w:rPr>
-              <w:t>KES 266,000</w:t>
+              <w:t>KES 316,736</w:t>
             </w:r>
           </w:p>
         </w:tc>
@@ -3545,7 +3659,7 @@
               <w:rPr>
                 <w:sz w:val="18"/>
               </w:rPr>
-              <w:t>KES 48,733</w:t>
+              <w:t>KES 54,488</w:t>
             </w:r>
           </w:p>
         </w:tc>
@@ -3562,7 +3676,7 @@
               <w:rPr>
                 <w:sz w:val="18"/>
               </w:rPr>
-              <w:t>18.3%</w:t>
+              <w:t>17.2%</w:t>
             </w:r>
           </w:p>
         </w:tc>
@@ -3579,7 +3693,7 @@
               <w:rPr>
                 <w:sz w:val="18"/>
               </w:rPr>
-              <w:t>6.2%</w:t>
+              <w:t>5.5%</w:t>
             </w:r>
           </w:p>
         </w:tc>
@@ -3599,7 +3713,7 @@
               <w:rPr>
                 <w:sz w:val="18"/>
               </w:rPr>
-              <w:t>Gladys</w:t>
+              <w:t>Stephen</w:t>
             </w:r>
           </w:p>
         </w:tc>
@@ -3617,7 +3731,7 @@
               <w:rPr>
                 <w:sz w:val="18"/>
               </w:rPr>
-              <w:t>KES 155,440</w:t>
+              <w:t>KES 274,100</w:t>
             </w:r>
           </w:p>
         </w:tc>
@@ -3635,7 +3749,7 @@
               <w:rPr>
                 <w:sz w:val="18"/>
               </w:rPr>
-              <w:t>KES 24,733</w:t>
+              <w:t>KES 50,413</w:t>
             </w:r>
           </w:p>
         </w:tc>
@@ -3653,7 +3767,7 @@
               <w:rPr>
                 <w:sz w:val="18"/>
               </w:rPr>
-              <w:t>15.9%</w:t>
+              <w:t>18.4%</w:t>
             </w:r>
           </w:p>
         </w:tc>
@@ -3671,7 +3785,7 @@
               <w:rPr>
                 <w:sz w:val="18"/>
               </w:rPr>
-              <w:t>3.6%</w:t>
+              <w:t>4.7%</w:t>
             </w:r>
           </w:p>
         </w:tc>
@@ -3690,7 +3804,7 @@
               <w:rPr>
                 <w:sz w:val="18"/>
               </w:rPr>
-              <w:t>Lewis</w:t>
+              <w:t>Gladys</w:t>
             </w:r>
           </w:p>
         </w:tc>
@@ -3707,7 +3821,7 @@
               <w:rPr>
                 <w:sz w:val="18"/>
               </w:rPr>
-              <w:t>KES 155,000</w:t>
+              <w:t>KES 199,210</w:t>
             </w:r>
           </w:p>
         </w:tc>
@@ -3724,7 +3838,7 @@
               <w:rPr>
                 <w:sz w:val="18"/>
               </w:rPr>
-              <w:t>KES 35,624</w:t>
+              <w:t>KES 32,603</w:t>
             </w:r>
           </w:p>
         </w:tc>
@@ -3741,7 +3855,7 @@
               <w:rPr>
                 <w:sz w:val="18"/>
               </w:rPr>
-              <w:t>23.0%</w:t>
+              <w:t>16.4%</w:t>
             </w:r>
           </w:p>
         </w:tc>
@@ -3758,7 +3872,7 @@
               <w:rPr>
                 <w:sz w:val="18"/>
               </w:rPr>
-              <w:t>3.6%</w:t>
+              <w:t>3.4%</w:t>
             </w:r>
           </w:p>
         </w:tc>
@@ -3769,9 +3883,9 @@
       <w:r>
         <w:rPr>
           <w:b/>
-          <w:color w:val="E74C3C"/>
+          <w:color w:val="27AE60"/>
         </w:rPr>
-        <w:t>⚠️ As Department Head, Bonface Muriu contributes 35.8% of PAINTS sales — consider increasing dept focus</w:t>
+        <w:t>✓ Strong department leadership — Bonface Muriu controls 44.4% of PAINTS sales</w:t>
       </w:r>
     </w:p>
     <w:p>
@@ -3796,7 +3910,7 @@
           <w:color w:val="E74C3C"/>
           <w:sz w:val="20"/>
         </w:rPr>
-        <w:t>Sales 44% below team average - needs improvement</w:t>
+        <w:t>Sales 43% below team average - needs improvement</w:t>
       </w:r>
     </w:p>
     <w:p>
@@ -3808,7 +3922,7 @@
           <w:color w:val="27AE60"/>
           <w:sz w:val="20"/>
         </w:rPr>
-        <w:t>Excellent margin at 13.9% (Team avg: 8.7%)</w:t>
+        <w:t>Excellent margin at 14.9% (Team avg: 8.8%)</w:t>
       </w:r>
     </w:p>
     <w:p>
@@ -3841,10 +3955,22 @@
       </w:pPr>
       <w:r>
         <w:rPr>
+          <w:color w:val="34495E"/>
+          <w:sz w:val="20"/>
+        </w:rPr>
+        <w:t>W3→W4: Steady +24.6% (KES 1,158K → 1,443K)</w:t>
+      </w:r>
+    </w:p>
+    <w:p>
+      <w:pPr>
+        <w:pStyle w:val="ListBullet"/>
+      </w:pPr>
+      <w:r>
+        <w:rPr>
           <w:color w:val="E74C3C"/>
           <w:sz w:val="20"/>
         </w:rPr>
-        <w:t>📉 Declining trend over 3 weeks (-22.8% overall) - urgent review</w:t>
+        <w:t>⚠️ Mostly declining trend over 4 weeks (-3.8% overall)</w:t>
       </w:r>
     </w:p>
     <w:p>
@@ -3856,7 +3982,7 @@
           <w:color w:val="34495E"/>
           <w:sz w:val="20"/>
         </w:rPr>
-        <w:t>Paints Dept Head: 35.8% of dept sales, 17.5% margin</w:t>
+        <w:t>Paints Dept Head: 44.4% of dept sales, 17.4% margin</w:t>
       </w:r>
     </w:p>
     <w:p>
@@ -3868,7 +3994,7 @@
           <w:color w:val="27AE60"/>
           <w:sz w:val="20"/>
         </w:rPr>
-        <w:t>✓ Good paints leadership with 35.8% of dept sales</w:t>
+        <w:t>✓ Good paints leadership with 44.4% of dept sales</w:t>
       </w:r>
     </w:p>
     <w:p>
@@ -3909,7 +4035,7 @@
         <w:pStyle w:val="ListBullet"/>
       </w:pPr>
       <w:r>
-        <w:t>Maintain excellent margin discipline at 13.9% (above team avg of 8.7%).</w:t>
+        <w:t>Maintain excellent margin discipline at 14.9% (above team avg of 8.8%).</w:t>
       </w:r>
     </w:p>
     <w:p>
@@ -3917,7 +4043,7 @@
         <w:pStyle w:val="ListBullet"/>
       </w:pPr>
       <w:r>
-        <w:t>Week 3 showed a 10.4% decline. Review customer activity and pipeline for Week 4.</w:t>
+        <w:t>Outstanding Week 4 growth of +24.6%. Carry this momentum into March.</w:t>
       </w:r>
     </w:p>
     <w:p>
@@ -3926,6 +4052,14 @@
       </w:pPr>
       <w:r>
         <w:t>Selling across all 4 categories — excellent product range coverage.</w:t>
+      </w:r>
+    </w:p>
+    <w:p>
+      <w:pPr>
+        <w:pStyle w:val="ListBullet"/>
+      </w:pPr>
+      <w:r>
+        <w:t>✗ PAINTS department MISSED its KES 7M target by KES 1.19M (-17.0%). As Department Head, prioritize closing this gap in March through promotions, new stock, and contractor partnerships.</w:t>
       </w:r>
     </w:p>
     <w:p/>
